--- a/resources/action-taken-report-template.docx
+++ b/resources/action-taken-report-template.docx
@@ -526,7 +526,7 @@
                 <w:sz w:val="18"/>
                 <w:szCs w:val="18"/>
               </w:rPr>
-              <w:t>Action taken by Executive Engineer, Circle-</w:t>
+              <w:t xml:space="preserve">Action taken by Executive Engineer, {{circle}} Circle-{{cno}}, {{Corporation}}</w:t>
             </w:r>
             <w:r>
               <w:rPr>
@@ -535,7 +535,7 @@
                 <w:sz w:val="18"/>
                 <w:szCs w:val="18"/>
               </w:rPr>
-              <w:t>_____</w:t>
+              <w:t/>
             </w:r>
             <w:r>
               <w:rPr>
@@ -544,7 +544,7 @@
                 <w:sz w:val="18"/>
                 <w:szCs w:val="18"/>
               </w:rPr>
-              <w:t xml:space="preserve">, </w:t>
+              <w:t xml:space="preserve"/>
             </w:r>
             <w:r>
               <w:rPr>
@@ -553,7 +553,7 @@
                 <w:sz w:val="18"/>
                 <w:szCs w:val="18"/>
               </w:rPr>
-              <w:t>C</w:t>
+              <w:t/>
             </w:r>
             <w:r>
               <w:rPr>
@@ -562,7 +562,7 @@
                 <w:sz w:val="18"/>
                 <w:szCs w:val="18"/>
               </w:rPr>
-              <w:t>MC</w:t>
+              <w:t/>
             </w:r>
           </w:p>
         </w:tc>
@@ -1515,7 +1515,7 @@
                 <w:sz w:val="16"/>
                 <w:szCs w:val="16"/>
               </w:rPr>
-              <w:t>__________________</w:t>
+              <w:t xml:space="preserve">{{circle}} Circle-{{cno}}, {{Corporation}}</w:t>
             </w:r>
             <w:r>
               <w:rPr>
@@ -1525,7 +1525,7 @@
                 <w:sz w:val="16"/>
                 <w:szCs w:val="16"/>
               </w:rPr>
-              <w:t xml:space="preserve"> Circle-</w:t>
+              <w:t xml:space="preserve"/>
             </w:r>
             <w:r>
               <w:rPr>
@@ -1535,7 +1535,7 @@
                 <w:sz w:val="16"/>
                 <w:szCs w:val="16"/>
               </w:rPr>
-              <w:t>____</w:t>
+              <w:t/>
             </w:r>
             <w:r>
               <w:rPr>
@@ -1545,7 +1545,7 @@
                 <w:sz w:val="16"/>
                 <w:szCs w:val="16"/>
               </w:rPr>
-              <w:t xml:space="preserve">, </w:t>
+              <w:t xml:space="preserve"/>
             </w:r>
             <w:r>
               <w:rPr>
@@ -1555,7 +1555,7 @@
                 <w:sz w:val="16"/>
                 <w:szCs w:val="16"/>
               </w:rPr>
-              <w:t>C</w:t>
+              <w:t/>
             </w:r>
             <w:r>
               <w:rPr>
@@ -1565,7 +1565,7 @@
                 <w:sz w:val="16"/>
                 <w:szCs w:val="16"/>
               </w:rPr>
-              <w:t>MC</w:t>
+              <w:t/>
             </w:r>
             <w:r>
               <w:rPr>
@@ -1575,7 +1575,7 @@
                 <w:sz w:val="16"/>
                 <w:szCs w:val="16"/>
               </w:rPr>
-              <w:t>.</w:t>
+              <w:t/>
             </w:r>
           </w:p>
         </w:tc>

--- a/resources/action-taken-report-template.docx
+++ b/resources/action-taken-report-template.docx
@@ -118,7 +118,7 @@
       </w:tblGrid>
       <w:tr>
         <w:trPr>
-          <w:trHeight w:val="1720"/>
+          <w:trHeight w:val="397"/>
         </w:trPr>
         <w:tc>
           <w:tcPr>
@@ -138,59 +138,6 @@
               </w:rPr>
               <w:t>Name of the Work</w:t>
             </w:r>
-          </w:p>
-          <w:p>
-            <w:pPr>
-              <w:rPr>
-                <w:rFonts w:ascii="Times New Roman" w:hAnsi="Times New Roman" w:cs="Times New Roman"/>
-              </w:rPr>
-            </w:pPr>
-          </w:p>
-          <w:p>
-            <w:pPr>
-              <w:rPr>
-                <w:rFonts w:ascii="Times New Roman" w:hAnsi="Times New Roman" w:cs="Times New Roman"/>
-              </w:rPr>
-            </w:pPr>
-          </w:p>
-          <w:p>
-            <w:pPr>
-              <w:rPr>
-                <w:rFonts w:ascii="Times New Roman" w:hAnsi="Times New Roman" w:cs="Times New Roman"/>
-              </w:rPr>
-            </w:pPr>
-          </w:p>
-          <w:p>
-            <w:pPr>
-              <w:rPr>
-                <w:rFonts w:ascii="Times New Roman" w:hAnsi="Times New Roman" w:cs="Times New Roman"/>
-              </w:rPr>
-            </w:pPr>
-          </w:p>
-          <w:p>
-            <w:pPr>
-              <w:rPr>
-                <w:rFonts w:ascii="Times New Roman" w:hAnsi="Times New Roman" w:cs="Times New Roman"/>
-              </w:rPr>
-            </w:pPr>
-          </w:p>
-          <w:p>
-            <w:pPr>
-              <w:rPr>
-                <w:rFonts w:ascii="Times New Roman" w:hAnsi="Times New Roman" w:cs="Times New Roman"/>
-                <w:sz w:val="16"/>
-                <w:szCs w:val="16"/>
-              </w:rPr>
-            </w:pPr>
-          </w:p>
-          <w:p>
-            <w:pPr>
-              <w:rPr>
-                <w:rFonts w:ascii="Times New Roman" w:hAnsi="Times New Roman" w:cs="Times New Roman"/>
-                <w:sz w:val="16"/>
-                <w:szCs w:val="16"/>
-              </w:rPr>
-            </w:pPr>
           </w:p>
         </w:tc>
         <w:tc>

--- a/resources/action-taken-report-template.docx
+++ b/resources/action-taken-report-template.docx
@@ -19,7 +19,7 @@
           <w:sz w:val="32"/>
         </w:rPr>
         <w:lastRenderedPageBreak/>
-        <w:t>CYBERABAD MUNICIPAL CORPORATION</w:t>
+        <w:t>{{Corp Full Caps}}</w:t>
       </w:r>
     </w:p>
     <w:p>
